--- a/learn/assets/office-lease-contract-sample.docx
+++ b/learn/assets/office-lease-contract-sample.docx
@@ -289,7 +289,7 @@
                 <w:rFonts w:hint="eastAsia"/>
                 <w:szCs w:val="22"/>
               </w:rPr>
-              <w:t xml:space="preserve">부산광역시 동래구 </w:t>
+              <w:t xml:space="preserve">부산광역시 ○○구 </w:t>
             </w:r>
             <w:proofErr w:type="spellStart"/>
             <w:r>
@@ -319,7 +319,7 @@
                 <w:rFonts w:hint="eastAsia"/>
                 <w:szCs w:val="22"/>
               </w:rPr>
-              <w:t>(사직동) 채움 오피스</w:t>
+              <w:t>(○○동) 예시 공유오피스</w:t>
             </w:r>
           </w:p>
         </w:tc>
@@ -3755,7 +3755,7 @@
                 <w:rFonts w:hint="eastAsia"/>
                 <w:szCs w:val="22"/>
               </w:rPr>
-              <w:t>강혜숙</w:t>
+              <w:t>김선우</w:t>
             </w:r>
             <w:proofErr w:type="spellEnd"/>
             <w:r>
@@ -4026,7 +4026,7 @@
                 <w:rFonts w:hint="eastAsia"/>
                 <w:szCs w:val="22"/>
               </w:rPr>
-              <w:t xml:space="preserve">부산광역시 동래구 </w:t>
+              <w:t xml:space="preserve">부산광역시 ○○구 </w:t>
             </w:r>
             <w:proofErr w:type="spellStart"/>
             <w:r>
@@ -4042,7 +4042,7 @@
                 <w:rFonts w:hint="eastAsia"/>
                 <w:szCs w:val="22"/>
               </w:rPr>
-              <w:t xml:space="preserve"> 4, 701호(사직동) </w:t>
+              <w:t xml:space="preserve"> 4, 701호(○○동) </w:t>
             </w:r>
           </w:p>
           <w:p>
@@ -4061,7 +4061,7 @@
                 <w:rFonts w:hint="eastAsia"/>
                 <w:szCs w:val="22"/>
               </w:rPr>
-              <w:t>채움 오피스</w:t>
+              <w:t>예시 공유오피스</w:t>
             </w:r>
           </w:p>
         </w:tc>
@@ -4238,7 +4238,7 @@
                 <w:rFonts w:hint="eastAsia"/>
                 <w:szCs w:val="22"/>
               </w:rPr>
-              <w:t>이유안</w:t>
+              <w:t>홍길동</w:t>
             </w:r>
             <w:proofErr w:type="spellEnd"/>
             <w:r>

--- a/learn/assets/office-lease-contract-sample.docx
+++ b/learn/assets/office-lease-contract-sample.docx
@@ -289,7 +289,7 @@
                 <w:rFonts w:hint="eastAsia"/>
                 <w:szCs w:val="22"/>
               </w:rPr>
-              <w:t xml:space="preserve">부산광역시 ○○구 </w:t>
+              <w:t>부산광역시 ○○구 ○○로 00, 000호 (○○동) 예시 공유오피스</w:t>
             </w:r>
             <w:proofErr w:type="spellStart"/>
             <w:r>
@@ -297,7 +297,6 @@
                 <w:rFonts w:hint="eastAsia"/>
                 <w:szCs w:val="22"/>
               </w:rPr>
-              <w:t>사직북로</w:t>
             </w:r>
             <w:proofErr w:type="spellEnd"/>
             <w:r>
@@ -305,21 +304,18 @@
                 <w:rFonts w:hint="eastAsia"/>
                 <w:szCs w:val="22"/>
               </w:rPr>
-              <w:t xml:space="preserve"> 4, 701호</w:t>
-            </w:r>
-            <w:r>
-              <w:rPr>
-                <w:rFonts w:hint="eastAsia"/>
-                <w:szCs w:val="22"/>
-              </w:rPr>
-              <w:t xml:space="preserve"> </w:t>
-            </w:r>
-            <w:r>
-              <w:rPr>
-                <w:rFonts w:hint="eastAsia"/>
-                <w:szCs w:val="22"/>
-              </w:rPr>
-              <w:t>(○○동) 예시 공유오피스</w:t>
+            </w:r>
+            <w:r>
+              <w:rPr>
+                <w:rFonts w:hint="eastAsia"/>
+                <w:szCs w:val="22"/>
+              </w:rPr>
+            </w:r>
+            <w:r>
+              <w:rPr>
+                <w:rFonts w:hint="eastAsia"/>
+                <w:szCs w:val="22"/>
+              </w:rPr>
             </w:r>
           </w:p>
         </w:tc>
@@ -431,21 +427,19 @@
                 <w:rFonts w:hint="eastAsia"/>
                 <w:szCs w:val="22"/>
               </w:rPr>
-              <w:t>채움</w:t>
-            </w:r>
-            <w:r>
-              <w:rPr>
-                <w:rFonts w:hint="eastAsia"/>
-                <w:szCs w:val="22"/>
-              </w:rPr>
-              <w:t xml:space="preserve"> </w:t>
-            </w:r>
-            <w:r>
-              <w:rPr>
-                <w:rFonts w:hint="eastAsia"/>
-                <w:szCs w:val="22"/>
-              </w:rPr>
-              <w:t>오피스 701호 내 3호실 (월 단위)</w:t>
+              <w:t>예시 공유오피스 000호 내 3호실 (월 단위)</w:t>
+            </w:r>
+            <w:r>
+              <w:rPr>
+                <w:rFonts w:hint="eastAsia"/>
+                <w:szCs w:val="22"/>
+              </w:rPr>
+            </w:r>
+            <w:r>
+              <w:rPr>
+                <w:rFonts w:hint="eastAsia"/>
+                <w:szCs w:val="22"/>
+              </w:rPr>
             </w:r>
           </w:p>
         </w:tc>
@@ -4026,7 +4020,7 @@
                 <w:rFonts w:hint="eastAsia"/>
                 <w:szCs w:val="22"/>
               </w:rPr>
-              <w:t xml:space="preserve">부산광역시 ○○구 </w:t>
+              <w:t xml:space="preserve">부산광역시 ○○구 ○○로 00, 000호(○○동) </w:t>
             </w:r>
             <w:proofErr w:type="spellStart"/>
             <w:r>
@@ -4034,7 +4028,6 @@
                 <w:rFonts w:hint="eastAsia"/>
                 <w:szCs w:val="22"/>
               </w:rPr>
-              <w:t>사직북로</w:t>
             </w:r>
             <w:proofErr w:type="spellEnd"/>
             <w:r>
@@ -4042,7 +4035,6 @@
                 <w:rFonts w:hint="eastAsia"/>
                 <w:szCs w:val="22"/>
               </w:rPr>
-              <w:t xml:space="preserve"> 4, 701호(○○동) </w:t>
             </w:r>
           </w:p>
           <w:p>
